--- a/scratch/Tables OOS-262074 Hillstone Pharmacy (E17047) - USP71.docx
+++ b/scratch/Tables OOS-262074 Hillstone Pharmacy (E17047) - USP71.docx
@@ -52,7 +52,7 @@
                 <w:i w:val="0"/>
                 <w:sz w:val="15"/>
               </w:rPr>
-              <w:t>Reading Analyst</w:t>
+              <w:t>Processing Analyst</w:t>
             </w:r>
           </w:p>
         </w:tc>
@@ -74,7 +74,7 @@
                 <w:i w:val="0"/>
                 <w:sz w:val="15"/>
               </w:rPr>
-              <w:t>Day of Incubation</w:t>
+              <w:t>Reading Analyst</w:t>
             </w:r>
           </w:p>
         </w:tc>
@@ -140,7 +140,7 @@
                 <w:i w:val="0"/>
                 <w:sz w:val="15"/>
               </w:rPr>
-              <w:t>Media with microbial growth</w:t>
+              <w:t>Media with Microbial growth</w:t>
             </w:r>
           </w:p>
         </w:tc>
@@ -162,7 +162,7 @@
                 <w:i w:val="0"/>
                 <w:sz w:val="15"/>
               </w:rPr>
-              <w:t>Microbial Identification</w:t>
+              <w:t>Morphology Description</w:t>
             </w:r>
           </w:p>
         </w:tc>
@@ -189,7 +189,7 @@
                 <w:i w:val="0"/>
                 <w:sz w:val="15"/>
               </w:rPr>
-              <w:t>Andrew Carrillo</w:t>
+              <w:t>Alex Saravia</w:t>
             </w:r>
           </w:p>
         </w:tc>
@@ -211,7 +211,7 @@
                 <w:i w:val="0"/>
                 <w:sz w:val="15"/>
               </w:rPr>
-              <w:t>7</w:t>
+              <w:t>Andrew Carrillo</w:t>
             </w:r>
           </w:p>
         </w:tc>
@@ -309,7 +309,7 @@
               </w:rPr>
               <w:t>Paenibacillus lautus</w:t>
               <w:br/>
-              <w:t>Gram (+) rods</w:t>
+              <w:t>(Gram (+) rods)</w:t>
             </w:r>
           </w:p>
         </w:tc>
@@ -2459,7 +2459,7 @@
                 <w:i w:val="0"/>
                 <w:sz w:val="15"/>
               </w:rPr>
-              <w:t>Weekly Active Air Sampling for CR 114</w:t>
+              <w:t>Weekly Active Air Sampling of CR 115 (E001737)</w:t>
             </w:r>
           </w:p>
         </w:tc>
@@ -2596,7 +2596,9 @@
                 <w:i w:val="0"/>
                 <w:sz w:val="14"/>
               </w:rPr>
-              <w:t>1 CFU (ISO8)</w:t>
+              <w:t>1 CFU</w:t>
+              <w:br/>
+              <w:t>(ISO 8 114)</w:t>
             </w:r>
           </w:p>
         </w:tc>
@@ -2690,7 +2692,7 @@
                 <w:i w:val="0"/>
                 <w:sz w:val="15"/>
               </w:rPr>
-              <w:t>Surface Sampling of Anteroom and Cleanroom for CR 115 (E001737)</w:t>
+              <w:t>Surface Sampling of Anteroom and Cleanroom of CR 115 (E001737)</w:t>
             </w:r>
           </w:p>
         </w:tc>

--- a/scratch/Tables OOS-262074 Hillstone Pharmacy (E17047) - USP71.docx
+++ b/scratch/Tables OOS-262074 Hillstone Pharmacy (E17047) - USP71.docx
@@ -1213,7 +1213,7 @@
                 <w:i w:val="0"/>
                 <w:sz w:val="15"/>
               </w:rPr>
-              <w:t>Biological Safety Cabinet EM Bracketing Biological Safety Cabinet (BSC) E001314</w:t>
+              <w:t>Biological Safety Cabinet EM Bracketing Biological Safety Cabinet (BSC) E001316</w:t>
             </w:r>
           </w:p>
         </w:tc>
@@ -2459,7 +2459,7 @@
                 <w:i w:val="0"/>
                 <w:sz w:val="15"/>
               </w:rPr>
-              <w:t>Weekly Active Air Sampling of CR 115 (E001737)</w:t>
+              <w:t>Weekly Active Air Sampling of CR 114 (E001736)</w:t>
             </w:r>
           </w:p>
         </w:tc>
@@ -2692,7 +2692,7 @@
                 <w:i w:val="0"/>
                 <w:sz w:val="15"/>
               </w:rPr>
-              <w:t>Surface Sampling of Anteroom and Cleanroom of CR 115 (E001737)</w:t>
+              <w:t>Surface Sampling of Anteroom and Cleanroom of CR 114 (E001736)</w:t>
             </w:r>
           </w:p>
         </w:tc>

--- a/scratch/Tables OOS-262074 Hillstone Pharmacy (E17047) - USP71.docx
+++ b/scratch/Tables OOS-262074 Hillstone Pharmacy (E17047) - USP71.docx
@@ -12,7 +12,7 @@
           <w:b/>
           <w:sz w:val="19"/>
         </w:rPr>
-        <w:t>Table 1: Information for ETX-260806-0702 (BUD-T30) under investigation</w:t>
+        <w:t>Table 1: Information for ETX-260806-0702-T30 under investigation</w:t>
       </w:r>
     </w:p>
     <w:tbl>
@@ -236,7 +236,7 @@
                   <w:szCs w:val="15"/>
                   <w:u w:val="single"/>
                 </w:rPr>
-                <w:t>ETX-260806-0702 (BUD-T30)</w:t>
+                <w:t>ETX-260806-0702-T30</w:t>
               </w:r>
             </w:hyperlink>
           </w:p>
@@ -368,7 +368,13 @@
                 <w:i w:val="0"/>
                 <w:sz w:val="14"/>
               </w:rPr>
-              <w:t>Environmental Monitoring (EM) Sampling Site</w:t>
+              <w:t>Environmental</w:t>
+              <w:br/>
+              <w:t>Monitoring</w:t>
+              <w:br/>
+              <w:t>(EM) Sampling</w:t>
+              <w:br/>
+              <w:t>Site</w:t>
             </w:r>
           </w:p>
         </w:tc>
@@ -414,9 +420,7 @@
               </w:rPr>
               <w:t>Date</w:t>
               <w:br/>
-              <w:t>(DDMM</w:t>
-              <w:br/>
-              <w:t>YYYY)</w:t>
+              <w:t>(DDMMMYYYY)</w:t>
             </w:r>
           </w:p>
         </w:tc>
@@ -438,7 +442,9 @@
                 <w:i w:val="0"/>
                 <w:sz w:val="14"/>
               </w:rPr>
-              <w:t>Analyst (Initials)</w:t>
+              <w:t>Analyst</w:t>
+              <w:br/>
+              <w:t>(Initials)</w:t>
             </w:r>
           </w:p>
         </w:tc>
@@ -504,7 +510,11 @@
                 <w:i w:val="0"/>
                 <w:sz w:val="14"/>
               </w:rPr>
-              <w:t>Environmental Monitoring Plate ETX ID</w:t>
+              <w:t>Environmental</w:t>
+              <w:br/>
+              <w:t>Monitoring</w:t>
+              <w:br/>
+              <w:t>Plate ETX ID</w:t>
             </w:r>
           </w:p>
         </w:tc>
@@ -647,7 +657,7 @@
                 <w:i w:val="0"/>
                 <w:sz w:val="14"/>
               </w:rPr>
-              <w:t>28 Aug 2026</w:t>
+              <w:t>28Aug2026</w:t>
             </w:r>
           </w:p>
         </w:tc>
@@ -850,7 +860,7 @@
                 <w:i w:val="0"/>
                 <w:sz w:val="14"/>
               </w:rPr>
-              <w:t>31 Aug 2026</w:t>
+              <w:t>31Aug2026</w:t>
             </w:r>
           </w:p>
         </w:tc>
@@ -1053,7 +1063,7 @@
                 <w:i w:val="0"/>
                 <w:sz w:val="14"/>
               </w:rPr>
-              <w:t>01 Sep 2026</w:t>
+              <w:t>01Sep2026</w:t>
             </w:r>
           </w:p>
         </w:tc>
@@ -1284,7 +1294,7 @@
                 <w:i w:val="0"/>
                 <w:sz w:val="14"/>
               </w:rPr>
-              <w:t>28 Aug 2026</w:t>
+              <w:t>28Aug2026</w:t>
             </w:r>
           </w:p>
         </w:tc>
@@ -1487,7 +1497,7 @@
                 <w:i w:val="0"/>
                 <w:sz w:val="14"/>
               </w:rPr>
-              <w:t>31 Aug 2026</w:t>
+              <w:t>31Aug2026</w:t>
             </w:r>
           </w:p>
         </w:tc>
@@ -1690,7 +1700,7 @@
                 <w:i w:val="0"/>
                 <w:sz w:val="14"/>
               </w:rPr>
-              <w:t>01 Sep 2026</w:t>
+              <w:t>01Sep2026</w:t>
             </w:r>
           </w:p>
         </w:tc>
@@ -1893,7 +1903,7 @@
                 <w:i w:val="0"/>
                 <w:sz w:val="14"/>
               </w:rPr>
-              <w:t>28 Aug 2026</w:t>
+              <w:t>28Aug2026</w:t>
             </w:r>
           </w:p>
         </w:tc>
@@ -2096,7 +2106,7 @@
                 <w:i w:val="0"/>
                 <w:sz w:val="14"/>
               </w:rPr>
-              <w:t>31 Aug 2026</w:t>
+              <w:t>31Aug2026</w:t>
             </w:r>
           </w:p>
         </w:tc>
@@ -2299,7 +2309,7 @@
                 <w:i w:val="0"/>
                 <w:sz w:val="14"/>
               </w:rPr>
-              <w:t>01 Sep 2026</w:t>
+              <w:t>01Sep2026</w:t>
             </w:r>
           </w:p>
         </w:tc>
@@ -2530,7 +2540,7 @@
                 <w:i w:val="0"/>
                 <w:sz w:val="14"/>
               </w:rPr>
-              <w:t>04 Sep 2026</w:t>
+              <w:t>04Sep2026</w:t>
             </w:r>
           </w:p>
         </w:tc>
@@ -2596,7 +2606,7 @@
                 <w:i w:val="0"/>
                 <w:sz w:val="14"/>
               </w:rPr>
-              <w:t>1 CFU</w:t>
+              <w:t>2 CFUs</w:t>
               <w:br/>
               <w:t>(ISO 8 114)</w:t>
             </w:r>
@@ -2642,7 +2652,9 @@
                 <w:i w:val="0"/>
                 <w:sz w:val="14"/>
               </w:rPr>
-              <w:t>Pending</w:t>
+              <w:t>Gram (+) rods and</w:t>
+              <w:br/>
+              <w:t>Gram (+) coccobacilli</w:t>
             </w:r>
           </w:p>
         </w:tc>
@@ -2763,7 +2775,7 @@
                 <w:i w:val="0"/>
                 <w:sz w:val="14"/>
               </w:rPr>
-              <w:t>04 Sep 2026</w:t>
+              <w:t>04Sep2026</w:t>
             </w:r>
           </w:p>
         </w:tc>
